--- a/backend/app/services/generated_docs/medical_letter_CASE001.docx
+++ b/backend/app/services/generated_docs/medical_letter_CASE001.docx
@@ -15,7 +15,7 @@
     <w:p/>
     <w:p>
       <w:r>
-        <w:t>Outward No: MED-10/2026                              Date: 11/07/2026</w:t>
+        <w:t>Outward No: MED-10/2026                              Date: 16/07/2026</w:t>
       </w:r>
     </w:p>
     <w:p/>

--- a/backend/app/services/generated_docs/medical_letter_CASE001.docx
+++ b/backend/app/services/generated_docs/medical_letter_CASE001.docx
@@ -15,7 +15,7 @@
     <w:p/>
     <w:p>
       <w:r>
-        <w:t>Outward No: MED-10/2026                              Date: 16/07/2026</w:t>
+        <w:t>Outward No: MED-10/2026                              Date: 17/07/2026</w:t>
       </w:r>
     </w:p>
     <w:p/>
